--- a/data/cvs/cv_144_EngagedMD_Staff_Software_Engineer.docx
+++ b/data/cvs/cv_144_EngagedMD_Staff_Software_Engineer.docx
@@ -86,7 +86,7 @@
         <w:rPr>
           <w:sz w:val="20"/>
         </w:rPr>
-        <w:t>Staff Software Engineer with a strong background in full-stack development and AI engineering. I excel in building scalable, fault-tolerant systems, with expertise in TypeScript, Node.js, and cloud-based deployments. My experience spans enterprise-level applications, integrating APIs and AI-driven automation. I have a proven track record of delivering reliable, high-performance solutions, and am well-versed in Agile methodologies, CI/CD, and system design.</w:t>
+        <w:t>Staff Software Engineer with deep experience in Node.js backend development, REST API design, and system architecture for scalable, reliable enterprise applications across U.S. and Kenyan tech firms. I routinely implement complex API integrations, manage databases like PostgreSQL, and ensure robust production operations with cloud deployments and Docker-based workflows. At Copy Cat Group, I design comprehensive system architectures, lead the development of live SAP API integrations, and architect AI-powered tender scraping pipelines from concept to delivery.</w:t>
       </w:r>
     </w:p>
     <w:p>
@@ -119,7 +119,7 @@
         <w:rPr>
           <w:sz w:val="20"/>
         </w:rPr>
-        <w:t>TypeScript, Python, JavaScript, SQL, PHP, Kotlin, Bash, HTML, CSS</w:t>
+        <w:t>Python, JavaScript, SQL, PHP, Kotlin, HTML, CSS, Bash</w:t>
       </w:r>
     </w:p>
     <w:p>
@@ -137,7 +137,7 @@
         <w:rPr>
           <w:sz w:val="20"/>
         </w:rPr>
-        <w:t>React, Node.js, Django, Flask, GraphQL</w:t>
+        <w:t>Node.js, React, Django, Flask</w:t>
       </w:r>
     </w:p>
     <w:p>
@@ -155,7 +155,7 @@
         <w:rPr>
           <w:sz w:val="20"/>
         </w:rPr>
-        <w:t>PostgreSQL, MySQL, MongoDB, SQLite, Oracle Cloud, Google Cloud Platform</w:t>
+        <w:t>PostgreSQL, MySQL, MongoDB, SQLite</w:t>
       </w:r>
     </w:p>
     <w:p>
@@ -191,7 +191,7 @@
         <w:rPr>
           <w:sz w:val="20"/>
         </w:rPr>
-        <w:t>LLM Evaluation, Prompt Engineering, Dataset Structuring, Groq API, Gemini API</w:t>
+        <w:t>Prompt Engineering, LLM Evaluation, Data Annotation, Dataset Structuring, Gemini API, Groq API</w:t>
       </w:r>
     </w:p>
     <w:p>
@@ -209,7 +209,7 @@
         <w:rPr>
           <w:sz w:val="20"/>
         </w:rPr>
-        <w:t>n8n, Playwright, APScheduler, Web Scraping, REST APIs, Git, GitHub, Postman, VS Code, Jira, Trello, Slack, HubSpot, Figma, Docker</w:t>
+        <w:t>REST APIs, Web Scraping, n8n, Playwright, APScheduler, Git, GitHub, Postman</w:t>
       </w:r>
     </w:p>
     <w:p>
@@ -227,7 +227,7 @@
         <w:rPr>
           <w:sz w:val="20"/>
         </w:rPr>
-        <w:t>Oracle Cloud, Google Cloud Platform, CI/CD, Agile Methodologies</w:t>
+        <w:t>Docker, Oracle Cloud, Google Cloud Platform</w:t>
       </w:r>
     </w:p>
     <w:p>
@@ -245,7 +245,7 @@
         <w:rPr>
           <w:sz w:val="20"/>
         </w:rPr>
-        <w:t>databases, schema design, data consistency, distributed systems, scalability, fault tolerance, eventual consistency, production operations, backend development, API design, service decomposition</w:t>
+        <w:t>TypeScript, Scalability, Implementation, Maintenance, Observability, Error Handling, Security Concerns, Code Reviews, Incident Response</w:t>
       </w:r>
     </w:p>
     <w:p>
@@ -263,7 +263,7 @@
         <w:rPr>
           <w:sz w:val="20"/>
         </w:rPr>
-        <w:t>data modeling, reliability, observability, error handling, performance optimization, architectural tradeoffs, code reviews, design discussions, technical guidance, incident response, root-cause analysis, resiliency improvements</w:t>
+        <w:t>Root-Cause Analysis, System Resiliency, GraphQL, Schema Design, Data Consistency, Distributed Systems, Fault Tolerance, Eventual Consistency, Technical Leadership</w:t>
       </w:r>
     </w:p>
     <w:p>
@@ -313,7 +313,7 @@
         <w:rPr>
           <w:sz w:val="20"/>
         </w:rPr>
-        <w:t>Integrating SAP APIs with an internal Credit Control System, automating processes for OA and IT business units.</w:t>
+        <w:t>Engineered live SAP API integration with Credit Control System, automating workflows for OA and IT units.</w:t>
       </w:r>
     </w:p>
     <w:p>
@@ -325,7 +325,7 @@
         <w:rPr>
           <w:sz w:val="20"/>
         </w:rPr>
-        <w:t>Authoring comprehensive System Design Documents (SDDs) for Application, Data, Integration, and Security Architecture.</w:t>
+        <w:t>Authored comprehensive System Design Documents covering application, data, and security architecture for innovation initiatives.</w:t>
       </w:r>
     </w:p>
     <w:p>
@@ -337,7 +337,7 @@
         <w:rPr>
           <w:sz w:val="20"/>
         </w:rPr>
-        <w:t>Designing and building an AI-powered tender scraping pipeline to automate tender opportunity discovery and processing.</w:t>
+        <w:t>Designed and prototyped an AI-powered tender scraping pipeline, automating opportunity discovery and processing.</w:t>
       </w:r>
     </w:p>
     <w:p>
@@ -372,7 +372,31 @@
         <w:rPr>
           <w:sz w:val="20"/>
         </w:rPr>
-        <w:t>Generating difference-based captions for multimodal datasets, improving model accuracy through detailed annotations.</w:t>
+        <w:t>Generated accurate difference-based captions for multimodal datasets, training AI models.</w:t>
+      </w:r>
+    </w:p>
+    <w:p>
+      <w:pPr>
+        <w:pStyle w:val="ListBullet"/>
+        <w:spacing w:before="0" w:after="20"/>
+      </w:pPr>
+      <w:r>
+        <w:rPr>
+          <w:sz w:val="20"/>
+        </w:rPr>
+        <w:t>Executed consistency checks and image-level validation, improving multimodal model accuracy and reliability.</w:t>
+      </w:r>
+    </w:p>
+    <w:p>
+      <w:pPr>
+        <w:pStyle w:val="ListBullet"/>
+        <w:spacing w:before="0" w:after="20"/>
+      </w:pPr>
+      <w:r>
+        <w:rPr>
+          <w:sz w:val="20"/>
+        </w:rPr>
+        <w:t>Contributed high-quality annotated data directly feeding into production AI model training pipelines.</w:t>
       </w:r>
     </w:p>
     <w:p>
@@ -407,7 +431,31 @@
         <w:rPr>
           <w:sz w:val="20"/>
         </w:rPr>
-        <w:t>Delivering full-stack solutions, including UI components and API optimisation, for diverse U.S. clients.</w:t>
+        <w:t>Delivered full-stack solutions for U.S. clients, spanning diverse sectors and technical requirements.</w:t>
+      </w:r>
+    </w:p>
+    <w:p>
+      <w:pPr>
+        <w:pStyle w:val="ListBullet"/>
+        <w:spacing w:before="0" w:after="20"/>
+      </w:pPr>
+      <w:r>
+        <w:rPr>
+          <w:sz w:val="20"/>
+        </w:rPr>
+        <w:t>Optimised APIs and built responsive UI components for CMS-driven web systems and applications.</w:t>
+      </w:r>
+    </w:p>
+    <w:p>
+      <w:pPr>
+        <w:pStyle w:val="ListBullet"/>
+        <w:spacing w:before="0" w:after="20"/>
+      </w:pPr>
+      <w:r>
+        <w:rPr>
+          <w:sz w:val="20"/>
+        </w:rPr>
+        <w:t>Collaborated remotely on debugging, performance improvements, and client feedback integration.</w:t>
       </w:r>
     </w:p>
     <w:p>
@@ -442,7 +490,31 @@
         <w:rPr>
           <w:sz w:val="20"/>
         </w:rPr>
-        <w:t>Creating structured datasets for health and agriculture AI systems, ensuring annotation quality across languages and modalities.</w:t>
+        <w:t>Annotated and evaluated complex datasets for health and agriculture AI systems.</w:t>
+      </w:r>
+    </w:p>
+    <w:p>
+      <w:pPr>
+        <w:pStyle w:val="ListBullet"/>
+        <w:spacing w:before="0" w:after="20"/>
+      </w:pPr>
+      <w:r>
+        <w:rPr>
+          <w:sz w:val="20"/>
+        </w:rPr>
+        <w:t>Structured datasets, performing intent detection and utterance verification for AI training.</w:t>
+      </w:r>
+    </w:p>
+    <w:p>
+      <w:pPr>
+        <w:pStyle w:val="ListBullet"/>
+        <w:spacing w:before="0" w:after="20"/>
+      </w:pPr>
+      <w:r>
+        <w:rPr>
+          <w:sz w:val="20"/>
+        </w:rPr>
+        <w:t>Ensured annotation quality and consistency across multilingual and multimodal training data.</w:t>
       </w:r>
     </w:p>
     <w:p>
